--- a/assets/docs/lop3/Mi thuat - Lop 3.docx
+++ b/assets/docs/lop3/Mi thuat - Lop 3.docx
@@ -871,7 +871,6 @@
                 <w:i w:val="0"/>
                 <w:sz w:val="18"/>
               </w:rPr>
-              <w:t>NLS: Năng lực số 1.1 CB1b: HS nhận ra nét riêng trong hoa văn của từng dân tộc qua ảnh phóng to</w:t>
             </w:r>
           </w:p>
         </w:tc>
@@ -1805,7 +1804,6 @@
                 <w:i w:val="0"/>
                 <w:sz w:val="18"/>
               </w:rPr>
-              <w:t>NLS: Năng lực số 1.1 CB1b: HS gọi tên được vật liệu qua ảnh chụp gần bề mặt</w:t>
             </w:r>
           </w:p>
         </w:tc>
